--- a/学科资料/概率论/往年卷/2013春-A无答案.docx
+++ b/学科资料/概率论/往年卷/2013春-A无答案.docx
@@ -102,7 +102,7 @@
           <w:sz w:val="32"/>
           <w:szCs w:val="32"/>
         </w:rPr>
-        <w:t>姓名</w:t>
+        <w:t xml:space="preserve">  </w:t>
       </w:r>
       <w:r>
         <w:rPr>
@@ -135,7 +135,7 @@
           <w:sz w:val="32"/>
           <w:szCs w:val="32"/>
         </w:rPr>
-        <w:t>学号</w:t>
+        <w:t xml:space="preserve">  </w:t>
       </w:r>
       <w:r>
         <w:rPr>
@@ -161,7 +161,7 @@
           <w:sz w:val="32"/>
           <w:szCs w:val="32"/>
         </w:rPr>
-        <w:t>学院</w:t>
+        <w:t xml:space="preserve">  </w:t>
       </w:r>
       <w:r>
         <w:rPr>
@@ -194,7 +194,7 @@
           <w:sz w:val="32"/>
           <w:szCs w:val="32"/>
         </w:rPr>
-        <w:t>专业</w:t>
+        <w:t xml:space="preserve">  </w:t>
       </w:r>
       <w:r>
         <w:rPr>
